--- a/templates/venda_vista_assinatura_manual_2_testemunhas.docx
+++ b/templates/venda_vista_assinatura_manual_2_testemunhas.docx
@@ -72,23 +72,7 @@
           <w:sz w:val="24"/>
           <w:szCs w:val="24"/>
         </w:rPr>
-        <w:t>, {nacionalidade_vendedor}</w:t>
-      </w:r>
-      <w:proofErr w:type="gramStart"/>
-      <w:r>
-        <w:rPr>
-          <w:sz w:val="24"/>
-          <w:szCs w:val="24"/>
-        </w:rPr>
-        <w:t>, ,</w:t>
-      </w:r>
-      <w:proofErr w:type="gramEnd"/>
-      <w:r>
-        <w:rPr>
-          <w:sz w:val="24"/>
-          <w:szCs w:val="24"/>
-        </w:rPr>
-        <w:t xml:space="preserve"> {portador_vendedor} da carteira de identidade nº {rg_vendedor} {emissao_rg_vendedor} e do CPF nº {cpf_vendedor}, residente e {domiciliado_vendedor} na {endereco_vendedor}, nº {numero_vendedor}, Bairro {bairro_vendedor}, -, ora em diante {chamado_vendedor} simplesmente de </w:t>
+        <w:t xml:space="preserve">, {nacionalidade_vendedor}, , {portador_vendedor} da carteira de identidade nº {rg_vendedor} {emissao_rg_vendedor} e do CPF nº {cpf_vendedor}, residente e {domiciliado_vendedor} na {endereco_vendedor}, nº {numero_vendedor}, Bairro {bairro_vendedor}, -, ora em diante {chamado_vendedor} simplesmente de </w:t>
       </w:r>
       <w:r>
         <w:rPr>
@@ -118,23 +102,7 @@
           <w:sz w:val="24"/>
           <w:szCs w:val="24"/>
         </w:rPr>
-        <w:t>, {nacionalidade_comprador}</w:t>
-      </w:r>
-      <w:proofErr w:type="gramStart"/>
-      <w:r>
-        <w:rPr>
-          <w:sz w:val="24"/>
-          <w:szCs w:val="24"/>
-        </w:rPr>
-        <w:t>, ,</w:t>
-      </w:r>
-      <w:proofErr w:type="gramEnd"/>
-      <w:r>
-        <w:rPr>
-          <w:sz w:val="24"/>
-          <w:szCs w:val="24"/>
-        </w:rPr>
-        <w:t xml:space="preserve"> {portador_comprador} da carteira de identidade nº {rg_comprador} e do CPF nº {cpf_comprador}, Telefone {telefone_comprador}, residente e {domiciliado_comprador} na {endereco_comprador}, nº {numero_comprador}, Bairro {bairro_comprador}, CEP: {cep_comprador}, {cidade_comprador}-{estado_comprador}, ora em diante {chamado_comprador} simplesmente de </w:t>
+        <w:t xml:space="preserve">, {nacionalidade_comprador}, , {portador_comprador} da carteira de identidade nº {rg_comprador} e do CPF nº {cpf_comprador}, Telefone {telefone_comprador}, residente e {domiciliado_comprador} na {endereco_comprador}, nº {numero_comprador}, Bairro {bairro_comprador}, CEP: {cep_comprador}, {cidade_comprador}-{estado_comprador}, ora em diante {chamado_comprador} simplesmente de </w:t>
       </w:r>
       <w:r>
         <w:rPr>
@@ -226,23 +194,7 @@
           <w:sz w:val="24"/>
           <w:szCs w:val="24"/>
         </w:rPr>
-        <w:t>, no município de {cidade_imovel</w:t>
-      </w:r>
-      <w:proofErr w:type="gramStart"/>
-      <w:r>
-        <w:rPr>
-          <w:sz w:val="24"/>
-          <w:szCs w:val="24"/>
-        </w:rPr>
-        <w:t>}</w:t>
-      </w:r>
-      <w:proofErr w:type="gramEnd"/>
-      <w:r>
-        <w:rPr>
-          <w:sz w:val="24"/>
-          <w:szCs w:val="24"/>
-        </w:rPr>
-        <w:t xml:space="preserve">/{estado_imovel}, de forma regular. Denominado lote </w:t>
+        <w:t xml:space="preserve">, no município de {cidade_imovel}/{estado_imovel}, de forma regular. Denominado lote </w:t>
       </w:r>
       <w:r>
         <w:rPr>
@@ -272,23 +224,7 @@
           <w:sz w:val="24"/>
           <w:szCs w:val="24"/>
         </w:rPr>
-        <w:t>)</w:t>
-      </w:r>
-      <w:proofErr w:type="gramStart"/>
-      <w:r>
-        <w:rPr>
-          <w:sz w:val="24"/>
-          <w:szCs w:val="24"/>
-        </w:rPr>
-        <w:t>, ,</w:t>
-      </w:r>
-      <w:proofErr w:type="gramEnd"/>
-      <w:r>
-        <w:rPr>
-          <w:sz w:val="24"/>
-          <w:szCs w:val="24"/>
-        </w:rPr>
-        <w:t xml:space="preserve"> medindo {frente} metros de frente, lateral direita medindo  metros, pela lateral esquerda medindo  e medindo {fundos} metros de fundos, com área total de  metros quadrados.</w:t>
+        <w:t>), , medindo {frente} metros de frente, lateral direita medindo  metros, pela lateral esquerda medindo  e medindo {fundos} metros de fundos, com área total de  metros quadrados.</w:t>
       </w:r>
     </w:p>
     <w:p>
@@ -402,23 +338,7 @@
           <w:sz w:val="24"/>
           <w:szCs w:val="24"/>
         </w:rPr>
-        <w:t xml:space="preserve">A posse do imóvel, objeto deste contrato, é transmitida </w:t>
-      </w:r>
-      <w:proofErr w:type="gramStart"/>
-      <w:r>
-        <w:rPr>
-          <w:sz w:val="24"/>
-          <w:szCs w:val="24"/>
-        </w:rPr>
-        <w:t>pel{</w:t>
-      </w:r>
-      <w:proofErr w:type="gramEnd"/>
-      <w:r>
-        <w:rPr>
-          <w:sz w:val="24"/>
-          <w:szCs w:val="24"/>
-        </w:rPr>
-        <w:t xml:space="preserve">artigo_vendedor} </w:t>
+        <w:t xml:space="preserve">A posse do imóvel, objeto deste contrato, é transmitida pel{artigo_vendedor} </w:t>
       </w:r>
       <w:r>
         <w:rPr>
@@ -753,64 +673,117 @@
     </w:p>
     <w:p>
       <w:pPr>
+        <w:pStyle w:val="Corpodetexto"/>
+        <w:rPr>
+          <w:rFonts w:asciiTheme="majorHAnsi" w:hAnsiTheme="majorHAnsi"/>
+          <w:b/>
+        </w:rPr>
+      </w:pPr>
+    </w:p>
+    <w:p>
+      <w:pPr>
+        <w:pStyle w:val="Corpodetexto"/>
+        <w:rPr>
+          <w:rFonts w:asciiTheme="majorHAnsi" w:hAnsiTheme="majorHAnsi"/>
+          <w:b/>
+        </w:rPr>
+      </w:pPr>
+    </w:p>
+    <w:p>
+      <w:pPr>
+        <w:pStyle w:val="Corpodetexto"/>
+        <w:rPr>
+          <w:rFonts w:asciiTheme="majorHAnsi" w:hAnsiTheme="majorHAnsi"/>
+          <w:b/>
+        </w:rPr>
+      </w:pPr>
+    </w:p>
+    <w:p>
+      <w:pPr>
         <w:jc w:val="center"/>
         <w:rPr>
           <w:sz w:val="24"/>
           <w:szCs w:val="24"/>
-        </w:rPr>
-      </w:pPr>
-      <w:r>
-        <w:rPr>
-          <w:sz w:val="24"/>
-          <w:szCs w:val="24"/>
-        </w:rPr>
-        <w:t>{{USUARIO_ASSINATURA_MANUAL}}</w:t>
-      </w:r>
+          <w:u w:val="single"/>
+        </w:rPr>
+      </w:pPr>
     </w:p>
     <w:p>
       <w:pPr>
         <w:pStyle w:val="Corpodetexto"/>
-        <w:rPr>
-          <w:rFonts w:asciiTheme="majorHAnsi" w:hAnsiTheme="majorHAnsi"/>
-          <w:b/>
-        </w:rPr>
-      </w:pPr>
-    </w:p>
-    <w:p>
-      <w:pPr>
-        <w:pStyle w:val="Corpodetexto"/>
-        <w:rPr>
-          <w:rFonts w:asciiTheme="majorHAnsi" w:hAnsiTheme="majorHAnsi"/>
-          <w:b/>
-        </w:rPr>
-      </w:pPr>
-    </w:p>
-    <w:p>
-      <w:pPr>
-        <w:pStyle w:val="Corpodetexto"/>
-        <w:rPr>
-          <w:rFonts w:asciiTheme="majorHAnsi" w:hAnsiTheme="majorHAnsi"/>
-          <w:b/>
-        </w:rPr>
-      </w:pPr>
-    </w:p>
-    <w:p>
-      <w:pPr>
         <w:jc w:val="center"/>
         <w:rPr>
-          <w:sz w:val="24"/>
-          <w:szCs w:val="24"/>
-        </w:rPr>
-      </w:pPr>
-    </w:p>
-    <w:p>
-      <w:pPr>
-        <w:pStyle w:val="Corpodetexto"/>
-        <w:rPr>
-          <w:rFonts w:asciiTheme="majorHAnsi" w:hAnsiTheme="majorHAnsi"/>
-          <w:b/>
-        </w:rPr>
-      </w:pPr>
+          <w:rFonts w:asciiTheme="majorHAnsi" w:hAnsiTheme="majorHAnsi"/>
+          <w:b/>
+          <w:u w:val="single"/>
+        </w:rPr>
+      </w:pPr>
+      <w:r>
+        <w:rPr>
+          <w:rFonts w:asciiTheme="majorHAnsi" w:hAnsiTheme="majorHAnsi"/>
+          <w:b/>
+          <w:u w:val="single"/>
+        </w:rPr>
+        <w:tab/>
+      </w:r>
+      <w:r>
+        <w:rPr>
+          <w:rFonts w:asciiTheme="majorHAnsi" w:hAnsiTheme="majorHAnsi"/>
+          <w:b/>
+          <w:u w:val="single"/>
+        </w:rPr>
+        <w:tab/>
+      </w:r>
+      <w:r>
+        <w:rPr>
+          <w:rFonts w:asciiTheme="majorHAnsi" w:hAnsiTheme="majorHAnsi"/>
+          <w:b/>
+          <w:u w:val="single"/>
+        </w:rPr>
+        <w:tab/>
+      </w:r>
+      <w:r>
+        <w:rPr>
+          <w:rFonts w:asciiTheme="majorHAnsi" w:hAnsiTheme="majorHAnsi"/>
+          <w:b/>
+          <w:u w:val="single"/>
+        </w:rPr>
+        <w:tab/>
+      </w:r>
+      <w:r>
+        <w:rPr>
+          <w:rFonts w:asciiTheme="majorHAnsi" w:hAnsiTheme="majorHAnsi"/>
+          <w:b/>
+          <w:u w:val="single"/>
+        </w:rPr>
+        <w:tab/>
+      </w:r>
+      <w:r>
+        <w:rPr>
+          <w:rFonts w:asciiTheme="majorHAnsi" w:hAnsiTheme="majorHAnsi"/>
+          <w:b/>
+          <w:u w:val="single"/>
+        </w:rPr>
+        <w:tab/>
+      </w:r>
+      <w:r>
+        <w:rPr>
+          <w:rFonts w:asciiTheme="majorHAnsi" w:hAnsiTheme="majorHAnsi"/>
+          <w:b/>
+          <w:u w:val="single"/>
+        </w:rPr>
+        <w:tab/>
+      </w:r>
+      <w:r>
+        <w:rPr>
+          <w:rFonts w:asciiTheme="majorHAnsi" w:hAnsiTheme="majorHAnsi"/>
+          <w:b/>
+          <w:u w:val="single"/>
+        </w:rPr>
+        <w:tab/>
+      </w:r>
+      <w:bookmarkStart w:id="0" w:name="_GoBack"/>
+      <w:bookmarkEnd w:id="0"/>
     </w:p>
     <w:p>
       <w:pPr>
@@ -848,22 +821,6 @@
     </w:p>
     <w:p>
       <w:pPr>
-        <w:jc w:val="center"/>
-        <w:rPr>
-          <w:sz w:val="24"/>
-          <w:szCs w:val="24"/>
-        </w:rPr>
-      </w:pPr>
-      <w:r>
-        <w:rPr>
-          <w:sz w:val="24"/>
-          <w:szCs w:val="24"/>
-        </w:rPr>
-        <w:t>{{COMPRADOR_ASSINATURA_MANUAL}}</w:t>
-      </w:r>
-    </w:p>
-    <w:p>
-      <w:pPr>
         <w:pStyle w:val="Corpodetexto"/>
         <w:rPr>
           <w:rFonts w:asciiTheme="majorHAnsi" w:hAnsiTheme="majorHAnsi"/>
@@ -921,23 +878,7 @@
           <w:sz w:val="24"/>
           <w:szCs w:val="24"/>
         </w:rPr>
-        <w:t xml:space="preserve">Testemunha </w:t>
-      </w:r>
-      <w:proofErr w:type="gramStart"/>
-      <w:r>
-        <w:rPr>
-          <w:sz w:val="24"/>
-          <w:szCs w:val="24"/>
-        </w:rPr>
-        <w:t>1</w:t>
-      </w:r>
-      <w:proofErr w:type="gramEnd"/>
-      <w:r>
-        <w:rPr>
-          <w:sz w:val="24"/>
-          <w:szCs w:val="24"/>
-        </w:rPr>
-        <w:t>:</w:t>
+        <w:t>Testemunha 1:</w:t>
       </w:r>
       <w:r>
         <w:rPr>
@@ -1010,23 +951,7 @@
           <w:sz w:val="24"/>
           <w:szCs w:val="24"/>
         </w:rPr>
-        <w:t xml:space="preserve">Testemunha </w:t>
-      </w:r>
-      <w:proofErr w:type="gramStart"/>
-      <w:r>
-        <w:rPr>
-          <w:sz w:val="24"/>
-          <w:szCs w:val="24"/>
-        </w:rPr>
-        <w:t>2</w:t>
-      </w:r>
-      <w:proofErr w:type="gramEnd"/>
-      <w:r>
-        <w:rPr>
-          <w:sz w:val="24"/>
-          <w:szCs w:val="24"/>
-        </w:rPr>
-        <w:t>:</w:t>
+        <w:t>Testemunha 2:</w:t>
       </w:r>
     </w:p>
     <w:p>
@@ -1086,8 +1011,6 @@
         </w:rPr>
         <w:tab/>
       </w:r>
-      <w:bookmarkStart w:id="0" w:name="_GoBack"/>
-      <w:bookmarkEnd w:id="0"/>
     </w:p>
     <w:sectPr>
       <w:headerReference w:type="even" r:id="rId8"/>
@@ -2504,7 +2427,7 @@
 </file>
 
 <file path=customXml/itemProps1.xml><?xml version="1.0" encoding="utf-8"?>
-<ds:datastoreItem xmlns:ds="http://schemas.openxmlformats.org/officeDocument/2006/customXml" ds:itemID="{ACF6C1ED-963B-483A-8B40-D27437B68CD6}">
+<ds:datastoreItem xmlns:ds="http://schemas.openxmlformats.org/officeDocument/2006/customXml" ds:itemID="{815BA18C-B7BA-4B34-BFE0-A15A197A6458}">
   <ds:schemaRefs>
     <ds:schemaRef ds:uri="http://schemas.openxmlformats.org/officeDocument/2006/bibliography"/>
   </ds:schemaRefs>
